--- a/docs/qa/Report5_TestDocumentation.docx
+++ b/docs/qa/Report5_TestDocumentation.docx
@@ -329,7 +329,7 @@
             <w:rPr>
               <w:rFonts w:ascii="Times New Roman" w:hAnsi="Times New Roman" w:cs="Times New Roman"/>
             </w:rPr>
-            <w:instrText xml:space="preserve"> HYPERLINK \l _Toc6228 </w:instrText>
+            <w:instrText xml:space="preserve"> HYPERLINK \l _Toc16382 </w:instrText>
           </w:r>
           <w:r>
             <w:rPr>
@@ -350,7 +350,7 @@
             <w:fldChar w:fldCharType="begin"/>
           </w:r>
           <w:r>
-            <w:instrText xml:space="preserve"> PAGEREF _Toc6228 \h </w:instrText>
+            <w:instrText xml:space="preserve"> PAGEREF _Toc16382 \h </w:instrText>
           </w:r>
           <w:r>
             <w:fldChar w:fldCharType="separate"/>
@@ -387,7 +387,7 @@
               <w:rFonts w:ascii="Times New Roman" w:hAnsi="Times New Roman" w:cs="Times New Roman"/>
               <w:bCs/>
             </w:rPr>
-            <w:instrText xml:space="preserve"> HYPERLINK \l _Toc15210 </w:instrText>
+            <w:instrText xml:space="preserve"> HYPERLINK \l _Toc15659 </w:instrText>
           </w:r>
           <w:r>
             <w:rPr>
@@ -409,7 +409,7 @@
             <w:fldChar w:fldCharType="begin"/>
           </w:r>
           <w:r>
-            <w:instrText xml:space="preserve"> PAGEREF _Toc15210 \h </w:instrText>
+            <w:instrText xml:space="preserve"> PAGEREF _Toc15659 \h </w:instrText>
           </w:r>
           <w:r>
             <w:fldChar w:fldCharType="separate"/>
@@ -447,7 +447,7 @@
               <w:rFonts w:ascii="Times New Roman" w:hAnsi="Times New Roman" w:cs="Times New Roman"/>
               <w:bCs/>
             </w:rPr>
-            <w:instrText xml:space="preserve"> HYPERLINK \l _Toc32521 </w:instrText>
+            <w:instrText xml:space="preserve"> HYPERLINK \l _Toc32698 </w:instrText>
           </w:r>
           <w:r>
             <w:rPr>
@@ -469,7 +469,7 @@
             <w:fldChar w:fldCharType="begin"/>
           </w:r>
           <w:r>
-            <w:instrText xml:space="preserve"> PAGEREF _Toc32521 \h </w:instrText>
+            <w:instrText xml:space="preserve"> PAGEREF _Toc32698 \h </w:instrText>
           </w:r>
           <w:r>
             <w:fldChar w:fldCharType="separate"/>
@@ -507,7 +507,7 @@
               <w:rFonts w:ascii="Times New Roman" w:hAnsi="Times New Roman" w:cs="Times New Roman"/>
               <w:bCs/>
             </w:rPr>
-            <w:instrText xml:space="preserve"> HYPERLINK \l _Toc23034 </w:instrText>
+            <w:instrText xml:space="preserve"> HYPERLINK \l _Toc13688 </w:instrText>
           </w:r>
           <w:r>
             <w:rPr>
@@ -529,7 +529,7 @@
             <w:fldChar w:fldCharType="begin"/>
           </w:r>
           <w:r>
-            <w:instrText xml:space="preserve"> PAGEREF _Toc23034 \h </w:instrText>
+            <w:instrText xml:space="preserve"> PAGEREF _Toc13688 \h </w:instrText>
           </w:r>
           <w:r>
             <w:fldChar w:fldCharType="separate"/>
@@ -567,7 +567,7 @@
               <w:rFonts w:ascii="Times New Roman" w:hAnsi="Times New Roman" w:cs="Times New Roman"/>
               <w:bCs/>
             </w:rPr>
-            <w:instrText xml:space="preserve"> HYPERLINK \l _Toc4715 </w:instrText>
+            <w:instrText xml:space="preserve"> HYPERLINK \l _Toc22768 </w:instrText>
           </w:r>
           <w:r>
             <w:rPr>
@@ -589,7 +589,7 @@
             <w:fldChar w:fldCharType="begin"/>
           </w:r>
           <w:r>
-            <w:instrText xml:space="preserve"> PAGEREF _Toc4715 \h </w:instrText>
+            <w:instrText xml:space="preserve"> PAGEREF _Toc22768 \h </w:instrText>
           </w:r>
           <w:r>
             <w:fldChar w:fldCharType="separate"/>
@@ -627,7 +627,7 @@
               <w:rFonts w:ascii="Times New Roman" w:hAnsi="Times New Roman" w:cs="Times New Roman"/>
               <w:bCs/>
             </w:rPr>
-            <w:instrText xml:space="preserve"> HYPERLINK \l _Toc7485 </w:instrText>
+            <w:instrText xml:space="preserve"> HYPERLINK \l _Toc10662 </w:instrText>
           </w:r>
           <w:r>
             <w:rPr>
@@ -649,13 +649,13 @@
             <w:fldChar w:fldCharType="begin"/>
           </w:r>
           <w:r>
-            <w:instrText xml:space="preserve"> PAGEREF _Toc7485 \h </w:instrText>
+            <w:instrText xml:space="preserve"> PAGEREF _Toc10662 \h </w:instrText>
           </w:r>
           <w:r>
             <w:fldChar w:fldCharType="separate"/>
           </w:r>
           <w:r>
-            <w:t>6</w:t>
+            <w:t>7</w:t>
           </w:r>
           <w:r>
             <w:fldChar w:fldCharType="end"/>
@@ -687,7 +687,7 @@
               <w:rFonts w:ascii="Times New Roman" w:hAnsi="Times New Roman" w:cs="Times New Roman"/>
               <w:bCs/>
             </w:rPr>
-            <w:instrText xml:space="preserve"> HYPERLINK \l _Toc28804 </w:instrText>
+            <w:instrText xml:space="preserve"> HYPERLINK \l _Toc10904 </w:instrText>
           </w:r>
           <w:r>
             <w:rPr>
@@ -709,7 +709,7 @@
             <w:fldChar w:fldCharType="begin"/>
           </w:r>
           <w:r>
-            <w:instrText xml:space="preserve"> PAGEREF _Toc28804 \h </w:instrText>
+            <w:instrText xml:space="preserve"> PAGEREF _Toc10904 \h </w:instrText>
           </w:r>
           <w:r>
             <w:fldChar w:fldCharType="separate"/>
@@ -747,7 +747,7 @@
               <w:rFonts w:ascii="Times New Roman" w:hAnsi="Times New Roman" w:cs="Times New Roman"/>
               <w:bCs/>
             </w:rPr>
-            <w:instrText xml:space="preserve"> HYPERLINK \l _Toc10985 </w:instrText>
+            <w:instrText xml:space="preserve"> HYPERLINK \l _Toc8497 </w:instrText>
           </w:r>
           <w:r>
             <w:rPr>
@@ -769,7 +769,7 @@
             <w:fldChar w:fldCharType="begin"/>
           </w:r>
           <w:r>
-            <w:instrText xml:space="preserve"> PAGEREF _Toc10985 \h </w:instrText>
+            <w:instrText xml:space="preserve"> PAGEREF _Toc8497 \h </w:instrText>
           </w:r>
           <w:r>
             <w:fldChar w:fldCharType="separate"/>
@@ -807,7 +807,7 @@
               <w:rFonts w:ascii="Times New Roman" w:hAnsi="Times New Roman" w:cs="Times New Roman"/>
               <w:bCs/>
             </w:rPr>
-            <w:instrText xml:space="preserve"> HYPERLINK \l _Toc28863 </w:instrText>
+            <w:instrText xml:space="preserve"> HYPERLINK \l _Toc6403 </w:instrText>
           </w:r>
           <w:r>
             <w:rPr>
@@ -829,7 +829,7 @@
             <w:fldChar w:fldCharType="begin"/>
           </w:r>
           <w:r>
-            <w:instrText xml:space="preserve"> PAGEREF _Toc28863 \h </w:instrText>
+            <w:instrText xml:space="preserve"> PAGEREF _Toc6403 \h </w:instrText>
           </w:r>
           <w:r>
             <w:fldChar w:fldCharType="separate"/>
@@ -867,7 +867,7 @@
               <w:rFonts w:ascii="Times New Roman" w:hAnsi="Times New Roman" w:cs="Times New Roman"/>
               <w:bCs/>
             </w:rPr>
-            <w:instrText xml:space="preserve"> HYPERLINK \l _Toc19226 </w:instrText>
+            <w:instrText xml:space="preserve"> HYPERLINK \l _Toc1768 </w:instrText>
           </w:r>
           <w:r>
             <w:rPr>
@@ -889,7 +889,7 @@
             <w:fldChar w:fldCharType="begin"/>
           </w:r>
           <w:r>
-            <w:instrText xml:space="preserve"> PAGEREF _Toc19226 \h </w:instrText>
+            <w:instrText xml:space="preserve"> PAGEREF _Toc1768 \h </w:instrText>
           </w:r>
           <w:r>
             <w:fldChar w:fldCharType="separate"/>
@@ -927,7 +927,7 @@
               <w:rFonts w:ascii="Times New Roman" w:hAnsi="Times New Roman" w:cs="Times New Roman"/>
               <w:bCs/>
             </w:rPr>
-            <w:instrText xml:space="preserve"> HYPERLINK \l _Toc22432 </w:instrText>
+            <w:instrText xml:space="preserve"> HYPERLINK \l _Toc17560 </w:instrText>
           </w:r>
           <w:r>
             <w:rPr>
@@ -949,7 +949,7 @@
             <w:fldChar w:fldCharType="begin"/>
           </w:r>
           <w:r>
-            <w:instrText xml:space="preserve"> PAGEREF _Toc22432 \h </w:instrText>
+            <w:instrText xml:space="preserve"> PAGEREF _Toc17560 \h </w:instrText>
           </w:r>
           <w:r>
             <w:fldChar w:fldCharType="separate"/>
@@ -987,7 +987,7 @@
               <w:rFonts w:ascii="Times New Roman" w:hAnsi="Times New Roman" w:cs="Times New Roman"/>
               <w:bCs/>
             </w:rPr>
-            <w:instrText xml:space="preserve"> HYPERLINK \l _Toc16830 </w:instrText>
+            <w:instrText xml:space="preserve"> HYPERLINK \l _Toc7965 </w:instrText>
           </w:r>
           <w:r>
             <w:rPr>
@@ -1009,7 +1009,7 @@
             <w:fldChar w:fldCharType="begin"/>
           </w:r>
           <w:r>
-            <w:instrText xml:space="preserve"> PAGEREF _Toc16830 \h </w:instrText>
+            <w:instrText xml:space="preserve"> PAGEREF _Toc7965 \h </w:instrText>
           </w:r>
           <w:r>
             <w:fldChar w:fldCharType="separate"/>
@@ -1047,7 +1047,7 @@
               <w:rFonts w:ascii="Times New Roman" w:hAnsi="Times New Roman" w:cs="Times New Roman"/>
               <w:bCs/>
             </w:rPr>
-            <w:instrText xml:space="preserve"> HYPERLINK \l _Toc27912 </w:instrText>
+            <w:instrText xml:space="preserve"> HYPERLINK \l _Toc6081 </w:instrText>
           </w:r>
           <w:r>
             <w:rPr>
@@ -1069,7 +1069,7 @@
             <w:fldChar w:fldCharType="begin"/>
           </w:r>
           <w:r>
-            <w:instrText xml:space="preserve"> PAGEREF _Toc27912 \h </w:instrText>
+            <w:instrText xml:space="preserve"> PAGEREF _Toc6081 \h </w:instrText>
           </w:r>
           <w:r>
             <w:fldChar w:fldCharType="separate"/>
@@ -1107,7 +1107,7 @@
               <w:rFonts w:ascii="Times New Roman" w:hAnsi="Times New Roman" w:cs="Times New Roman"/>
               <w:bCs/>
             </w:rPr>
-            <w:instrText xml:space="preserve"> HYPERLINK \l _Toc9260 </w:instrText>
+            <w:instrText xml:space="preserve"> HYPERLINK \l _Toc3178 </w:instrText>
           </w:r>
           <w:r>
             <w:rPr>
@@ -1129,7 +1129,7 @@
             <w:fldChar w:fldCharType="begin"/>
           </w:r>
           <w:r>
-            <w:instrText xml:space="preserve"> PAGEREF _Toc9260 \h </w:instrText>
+            <w:instrText xml:space="preserve"> PAGEREF _Toc3178 \h </w:instrText>
           </w:r>
           <w:r>
             <w:fldChar w:fldCharType="separate"/>
@@ -1167,7 +1167,7 @@
               <w:rFonts w:ascii="Times New Roman" w:hAnsi="Times New Roman" w:cs="Times New Roman"/>
               <w:bCs/>
             </w:rPr>
-            <w:instrText xml:space="preserve"> HYPERLINK \l _Toc12778 </w:instrText>
+            <w:instrText xml:space="preserve"> HYPERLINK \l _Toc27938 </w:instrText>
           </w:r>
           <w:r>
             <w:rPr>
@@ -1189,67 +1189,7 @@
             <w:fldChar w:fldCharType="begin"/>
           </w:r>
           <w:r>
-            <w:instrText xml:space="preserve"> PAGEREF _Toc12778 \h </w:instrText>
-          </w:r>
-          <w:r>
-            <w:fldChar w:fldCharType="separate"/>
-          </w:r>
-          <w:r>
-            <w:t>10</w:t>
-          </w:r>
-          <w:r>
-            <w:fldChar w:fldCharType="end"/>
-          </w:r>
-          <w:r>
-            <w:rPr>
-              <w:rFonts w:ascii="Times New Roman" w:hAnsi="Times New Roman" w:cs="Times New Roman"/>
-              <w:bCs/>
-            </w:rPr>
-            <w:fldChar w:fldCharType="end"/>
-          </w:r>
-        </w:p>
-        <w:p>
-          <w:pPr>
-            <w:pStyle w:val="13"/>
-            <w:tabs>
-              <w:tab w:val="right" w:leader="dot" w:pos="9050"/>
-            </w:tabs>
-          </w:pPr>
-          <w:r>
-            <w:rPr>
-              <w:rFonts w:ascii="Times New Roman" w:hAnsi="Times New Roman" w:cs="Times New Roman"/>
-              <w:bCs/>
-            </w:rPr>
-            <w:fldChar w:fldCharType="begin"/>
-          </w:r>
-          <w:r>
-            <w:rPr>
-              <w:rFonts w:ascii="Times New Roman" w:hAnsi="Times New Roman" w:cs="Times New Roman"/>
-              <w:bCs/>
-            </w:rPr>
-            <w:instrText xml:space="preserve"> HYPERLINK \l _Toc5280 </w:instrText>
-          </w:r>
-          <w:r>
-            <w:rPr>
-              <w:rFonts w:ascii="Times New Roman" w:hAnsi="Times New Roman" w:cs="Times New Roman"/>
-              <w:bCs/>
-            </w:rPr>
-            <w:fldChar w:fldCharType="separate"/>
-          </w:r>
-          <w:r>
-            <w:rPr>
-              <w:rFonts w:ascii="Times New Roman" w:hAnsi="Times New Roman" w:cs="Times New Roman"/>
-            </w:rPr>
-            <w:t>4. Test Cases</w:t>
-          </w:r>
-          <w:r>
-            <w:tab/>
-          </w:r>
-          <w:r>
-            <w:fldChar w:fldCharType="begin"/>
-          </w:r>
-          <w:r>
-            <w:instrText xml:space="preserve"> PAGEREF _Toc5280 \h </w:instrText>
+            <w:instrText xml:space="preserve"> PAGEREF _Toc27938 \h </w:instrText>
           </w:r>
           <w:r>
             <w:fldChar w:fldCharType="separate"/>
@@ -1287,7 +1227,67 @@
               <w:rFonts w:ascii="Times New Roman" w:hAnsi="Times New Roman" w:cs="Times New Roman"/>
               <w:bCs/>
             </w:rPr>
-            <w:instrText xml:space="preserve"> HYPERLINK \l _Toc6237 </w:instrText>
+            <w:instrText xml:space="preserve"> HYPERLINK \l _Toc16269 </w:instrText>
+          </w:r>
+          <w:r>
+            <w:rPr>
+              <w:rFonts w:ascii="Times New Roman" w:hAnsi="Times New Roman" w:cs="Times New Roman"/>
+              <w:bCs/>
+            </w:rPr>
+            <w:fldChar w:fldCharType="separate"/>
+          </w:r>
+          <w:r>
+            <w:rPr>
+              <w:rFonts w:ascii="Times New Roman" w:hAnsi="Times New Roman" w:cs="Times New Roman"/>
+            </w:rPr>
+            <w:t>4. Test Cases</w:t>
+          </w:r>
+          <w:r>
+            <w:tab/>
+          </w:r>
+          <w:r>
+            <w:fldChar w:fldCharType="begin"/>
+          </w:r>
+          <w:r>
+            <w:instrText xml:space="preserve"> PAGEREF _Toc16269 \h </w:instrText>
+          </w:r>
+          <w:r>
+            <w:fldChar w:fldCharType="separate"/>
+          </w:r>
+          <w:r>
+            <w:t>11</w:t>
+          </w:r>
+          <w:r>
+            <w:fldChar w:fldCharType="end"/>
+          </w:r>
+          <w:r>
+            <w:rPr>
+              <w:rFonts w:ascii="Times New Roman" w:hAnsi="Times New Roman" w:cs="Times New Roman"/>
+              <w:bCs/>
+            </w:rPr>
+            <w:fldChar w:fldCharType="end"/>
+          </w:r>
+        </w:p>
+        <w:p>
+          <w:pPr>
+            <w:pStyle w:val="13"/>
+            <w:tabs>
+              <w:tab w:val="right" w:leader="dot" w:pos="9050"/>
+            </w:tabs>
+          </w:pPr>
+          <w:r>
+            <w:rPr>
+              <w:rFonts w:ascii="Times New Roman" w:hAnsi="Times New Roman" w:cs="Times New Roman"/>
+              <w:bCs/>
+            </w:rPr>
+            <w:fldChar w:fldCharType="begin"/>
+          </w:r>
+          <w:r>
+            <w:rPr>
+              <w:rFonts w:ascii="Times New Roman" w:hAnsi="Times New Roman" w:cs="Times New Roman"/>
+              <w:bCs/>
+            </w:rPr>
+            <w:instrText xml:space="preserve"> HYPERLINK \l _Toc6278 </w:instrText>
           </w:r>
           <w:r>
             <w:rPr>
@@ -1309,7 +1309,7 @@
             <w:fldChar w:fldCharType="begin"/>
           </w:r>
           <w:r>
-            <w:instrText xml:space="preserve"> PAGEREF _Toc6237 \h </w:instrText>
+            <w:instrText xml:space="preserve"> PAGEREF _Toc6278 \h </w:instrText>
           </w:r>
           <w:r>
             <w:fldChar w:fldCharType="separate"/>
@@ -1370,7 +1370,7 @@
       </w:pPr>
       <w:bookmarkStart w:id="0" w:name="_Toc83330272"/>
       <w:bookmarkStart w:id="1" w:name="_Toc83330363"/>
-      <w:bookmarkStart w:id="2" w:name="_Toc6228"/>
+      <w:bookmarkStart w:id="2" w:name="_Toc16382"/>
       <w:r>
         <w:rPr>
           <w:rFonts w:ascii="Times New Roman" w:hAnsi="Times New Roman" w:cs="Times New Roman"/>
@@ -3120,6 +3120,100 @@
           </w:p>
         </w:tc>
       </w:tr>
+      <w:tr>
+        <w:tblPrEx>
+          <w:tblBorders>
+            <w:top w:val="single" w:color="auto" w:sz="4" w:space="0"/>
+            <w:left w:val="single" w:color="auto" w:sz="4" w:space="0"/>
+            <w:bottom w:val="single" w:color="auto" w:sz="4" w:space="0"/>
+            <w:right w:val="single" w:color="auto" w:sz="4" w:space="0"/>
+            <w:insideH w:val="single" w:color="auto" w:sz="4" w:space="0"/>
+            <w:insideV w:val="single" w:color="auto" w:sz="4" w:space="0"/>
+          </w:tblBorders>
+          <w:tblCellMar>
+            <w:top w:w="0" w:type="dxa"/>
+            <w:left w:w="80" w:type="dxa"/>
+            <w:bottom w:w="0" w:type="dxa"/>
+            <w:right w:w="80" w:type="dxa"/>
+          </w:tblCellMar>
+        </w:tblPrEx>
+        <w:tc>
+          <w:tcPr>
+            <w:tcW w:w="990" w:type="dxa"/>
+          </w:tcPr>
+          <w:p>
+            <w:pPr>
+              <w:pStyle w:val="26"/>
+              <w:rPr>
+                <w:rFonts w:ascii="Times New Roman" w:hAnsi="Times New Roman" w:cs="Times New Roman"/>
+              </w:rPr>
+            </w:pPr>
+            <w:r>
+              <w:rPr>
+                <w:rFonts w:ascii="Times New Roman" w:hAnsi="Times New Roman" w:cs="Times New Roman"/>
+              </w:rPr>
+              <w:t>19/09/2026</w:t>
+            </w:r>
+          </w:p>
+        </w:tc>
+        <w:tc>
+          <w:tcPr>
+            <w:tcW w:w="810" w:type="dxa"/>
+          </w:tcPr>
+          <w:p>
+            <w:pPr>
+              <w:pStyle w:val="26"/>
+              <w:rPr>
+                <w:rFonts w:ascii="Times New Roman" w:hAnsi="Times New Roman" w:cs="Times New Roman"/>
+              </w:rPr>
+            </w:pPr>
+            <w:r>
+              <w:rPr>
+                <w:rFonts w:ascii="Times New Roman" w:hAnsi="Times New Roman" w:cs="Times New Roman"/>
+              </w:rPr>
+              <w:t>M</w:t>
+            </w:r>
+          </w:p>
+        </w:tc>
+        <w:tc>
+          <w:tcPr>
+            <w:tcW w:w="1234" w:type="dxa"/>
+          </w:tcPr>
+          <w:p>
+            <w:pPr>
+              <w:pStyle w:val="26"/>
+              <w:rPr>
+                <w:rFonts w:ascii="Times New Roman" w:hAnsi="Times New Roman" w:cs="Times New Roman"/>
+              </w:rPr>
+            </w:pPr>
+            <w:r>
+              <w:rPr>
+                <w:rFonts w:ascii="Times New Roman" w:hAnsi="Times New Roman" w:cs="Times New Roman"/>
+              </w:rPr>
+              <w:t>SU26SE102-GSU26SE52</w:t>
+            </w:r>
+          </w:p>
+        </w:tc>
+        <w:tc>
+          <w:tcPr>
+            <w:tcW w:w="5770" w:type="dxa"/>
+          </w:tcPr>
+          <w:p>
+            <w:pPr>
+              <w:pStyle w:val="26"/>
+              <w:rPr>
+                <w:rFonts w:ascii="Times New Roman" w:hAnsi="Times New Roman" w:cs="Times New Roman"/>
+              </w:rPr>
+            </w:pPr>
+            <w:r>
+              <w:rPr>
+                <w:rFonts w:ascii="Times New Roman" w:hAnsi="Times New Roman" w:cs="Times New Roman"/>
+              </w:rPr>
+              <w:t>Re-verified the test artifacts against the AI Coach, candidate roadmap and knowledge-folder import merge. The frontend suite was re-run: 20 test cases in 6 files failed because the code under test had changed, the 6 test files were updated to the new behaviour and the suite passed 470/470 (62 files, totals unchanged). Report5_Test_Report.xlsx rebuilt as v7.2 - the frontend Round 1 dates move to 19/09/2026 while the 39 RAG Service API cases keep their 15/09/2026 pytest run - and the AKB-1, AKB-2 and APLAN-3 descriptions corrected. Added feature FT-15 to the scope table: the AI Coach workflow, candidate roadmaps and knowledge-folder import are out of scope for this test cycle and are covered by manual system testing only. SU26SE102-GSU26SE52_QA_TestCases.xlsx is unchanged because none of the functions it documents were modified.</w:t>
+            </w:r>
+          </w:p>
+        </w:tc>
+      </w:tr>
     </w:tbl>
     <w:p>
       <w:pPr>
@@ -3156,7 +3250,7 @@
           <w:rFonts w:ascii="Times New Roman" w:hAnsi="Times New Roman" w:cs="Times New Roman"/>
         </w:rPr>
       </w:pPr>
-      <w:bookmarkStart w:id="3" w:name="_Toc15210"/>
+      <w:bookmarkStart w:id="3" w:name="_Toc15659"/>
       <w:r>
         <w:rPr>
           <w:rFonts w:ascii="Times New Roman" w:hAnsi="Times New Roman" w:cs="Times New Roman"/>
@@ -3172,7 +3266,7 @@
           <w:rFonts w:ascii="Times New Roman" w:hAnsi="Times New Roman" w:cs="Times New Roman"/>
         </w:rPr>
       </w:pPr>
-      <w:bookmarkStart w:id="4" w:name="_Toc32521"/>
+      <w:bookmarkStart w:id="4" w:name="_Toc32698"/>
       <w:r>
         <w:rPr>
           <w:rFonts w:ascii="Times New Roman" w:hAnsi="Times New Roman" w:cs="Times New Roman"/>
@@ -3192,7 +3286,7 @@
         <w:rPr>
           <w:rFonts w:ascii="Times New Roman" w:hAnsi="Times New Roman" w:eastAsia="Times New Roman" w:cs="Times New Roman"/>
         </w:rPr>
-        <w:t>This testing cycle covers the three code bases of the IQGS system that the team develops and can execute locally: the web frontend (Next.js 16, React 19), the main backend API (.NET 8, Clean Architecture) and the RAG service API (Python, FastAPI, repository RAG_IQGS). The frontend suite (470 test cases), the backend unit tests (commit 27a84a8) and the RAG service API tests (39 test cases, commit 145f796, run against a live local Ollama) were executed on 15/09/2026 and the backend integration tests on 13/09/2026, after the anti-cheat feature was merged into the main branch on 10/09/2026.</w:t>
+        <w:t>This testing cycle covers the three code bases of the IQGS system that the team develops and can execute locally: the web frontend (Next.js 16, React 19), the main backend API (.NET 8, Clean Architecture) and the RAG service API (Python, FastAPI, repository RAG_IQGS). The frontend suite (470 test cases) was last executed on 19/09/2026, after the AI Coach and knowledge-folder changes were merged into the main branch; the backend unit tests (commit 27a84a8) and the RAG service API tests (39 test cases, commit 145f796, run against a live local Ollama) were executed on 15/09/2026 and the backend integration tests on 13/09/2026, after the anti-cheat feature was merged into the main branch on 10/09/2026.</w:t>
       </w:r>
     </w:p>
     <w:p>
@@ -3202,7 +3296,7 @@
           <w:rFonts w:ascii="Times New Roman" w:hAnsi="Times New Roman" w:cs="Times New Roman"/>
         </w:rPr>
       </w:pPr>
-      <w:bookmarkStart w:id="5" w:name="_Toc23034"/>
+      <w:bookmarkStart w:id="5" w:name="_Toc13688"/>
       <w:r>
         <w:rPr>
           <w:rFonts w:ascii="Times New Roman" w:hAnsi="Times New Roman" w:cs="Times New Roman"/>
@@ -4961,6 +5055,119 @@
           </w:p>
         </w:tc>
       </w:tr>
+      <w:tr>
+        <w:tblPrEx>
+          <w:tblBorders>
+            <w:top w:val="single" w:color="auto" w:sz="4" w:space="0"/>
+            <w:left w:val="single" w:color="auto" w:sz="4" w:space="0"/>
+            <w:bottom w:val="single" w:color="auto" w:sz="4" w:space="0"/>
+            <w:right w:val="single" w:color="auto" w:sz="4" w:space="0"/>
+            <w:insideH w:val="single" w:color="auto" w:sz="4" w:space="0"/>
+            <w:insideV w:val="single" w:color="auto" w:sz="4" w:space="0"/>
+          </w:tblBorders>
+          <w:tblCellMar>
+            <w:top w:w="0" w:type="dxa"/>
+            <w:left w:w="80" w:type="dxa"/>
+            <w:bottom w:w="0" w:type="dxa"/>
+            <w:right w:w="80" w:type="dxa"/>
+          </w:tblCellMar>
+        </w:tblPrEx>
+        <w:tc>
+          <w:tcPr>
+            <w:tcW w:w="880" w:type="dxa"/>
+          </w:tcPr>
+          <w:p>
+            <w:pPr>
+              <w:pStyle w:val="26"/>
+              <w:rPr>
+                <w:rFonts w:ascii="Times New Roman" w:hAnsi="Times New Roman" w:eastAsia="Times New Roman" w:cs="Times New Roman"/>
+              </w:rPr>
+            </w:pPr>
+            <w:r>
+              <w:rPr>
+                <w:rFonts w:ascii="Times New Roman" w:hAnsi="Times New Roman" w:eastAsia="Times New Roman" w:cs="Times New Roman"/>
+              </w:rPr>
+              <w:t>FT-15</w:t>
+            </w:r>
+          </w:p>
+        </w:tc>
+        <w:tc>
+          <w:tcPr>
+            <w:tcW w:w="1585" w:type="dxa"/>
+          </w:tcPr>
+          <w:p>
+            <w:pPr>
+              <w:pStyle w:val="26"/>
+              <w:rPr>
+                <w:rFonts w:ascii="Times New Roman" w:hAnsi="Times New Roman" w:eastAsia="Times New Roman" w:cs="Times New Roman"/>
+              </w:rPr>
+            </w:pPr>
+            <w:r>
+              <w:rPr>
+                <w:rFonts w:ascii="Times New Roman" w:hAnsi="Times New Roman" w:eastAsia="Times New Roman" w:cs="Times New Roman"/>
+              </w:rPr>
+              <w:t>AI Coach workflow, candidate roadmaps and knowledge-folder import</w:t>
+            </w:r>
+          </w:p>
+        </w:tc>
+        <w:tc>
+          <w:tcPr>
+            <w:tcW w:w="2993" w:type="dxa"/>
+          </w:tcPr>
+          <w:p>
+            <w:pPr>
+              <w:pStyle w:val="26"/>
+              <w:rPr>
+                <w:rFonts w:ascii="Times New Roman" w:hAnsi="Times New Roman" w:eastAsia="Times New Roman" w:cs="Times New Roman"/>
+              </w:rPr>
+            </w:pPr>
+            <w:r>
+              <w:rPr>
+                <w:rFonts w:ascii="Times New Roman" w:hAnsi="Times New Roman" w:eastAsia="Times New Roman" w:cs="Times New Roman"/>
+              </w:rPr>
+              <w:t>Seven-phase AI Coach journey (CV upload, context, analysis, insight cards, report, roadmap preview and roadmap list), the candidate roadmap page, and the admin roadmap-node import with folder-based knowledge browsing</w:t>
+            </w:r>
+          </w:p>
+        </w:tc>
+        <w:tc>
+          <w:tcPr>
+            <w:tcW w:w="1409" w:type="dxa"/>
+          </w:tcPr>
+          <w:p>
+            <w:pPr>
+              <w:pStyle w:val="26"/>
+              <w:rPr>
+                <w:rFonts w:ascii="Times New Roman" w:hAnsi="Times New Roman" w:eastAsia="Times New Roman" w:cs="Times New Roman"/>
+              </w:rPr>
+            </w:pPr>
+            <w:r>
+              <w:rPr>
+                <w:rFonts w:ascii="Times New Roman" w:hAnsi="Times New Roman" w:eastAsia="Times New Roman" w:cs="Times New Roman"/>
+              </w:rPr>
+              <w:t>No - merged on 19/09/2026, after this test cycle; covered by manual system testing only</w:t>
+            </w:r>
+          </w:p>
+        </w:tc>
+        <w:tc>
+          <w:tcPr>
+            <w:tcW w:w="1937" w:type="dxa"/>
+          </w:tcPr>
+          <w:p>
+            <w:pPr>
+              <w:pStyle w:val="26"/>
+              <w:rPr>
+                <w:rFonts w:ascii="Times New Roman" w:hAnsi="Times New Roman" w:eastAsia="Times New Roman" w:cs="Times New Roman"/>
+              </w:rPr>
+            </w:pPr>
+            <w:r>
+              <w:rPr>
+                <w:rFonts w:ascii="Times New Roman" w:hAnsi="Times New Roman" w:eastAsia="Times New Roman" w:cs="Times New Roman"/>
+              </w:rPr>
+              <w:t>-</w:t>
+            </w:r>
+          </w:p>
+        </w:tc>
+      </w:tr>
     </w:tbl>
     <w:p>
       <w:pPr>
@@ -4977,7 +5184,7 @@
           <w:rFonts w:ascii="Times New Roman" w:hAnsi="Times New Roman" w:cs="Times New Roman"/>
         </w:rPr>
       </w:pPr>
-      <w:bookmarkStart w:id="6" w:name="_Toc4715"/>
+      <w:bookmarkStart w:id="6" w:name="_Toc22768"/>
       <w:r>
         <w:rPr>
           <w:rFonts w:ascii="Times New Roman" w:hAnsi="Times New Roman" w:cs="Times New Roman"/>
@@ -5155,7 +5362,7 @@
           <w:rFonts w:ascii="Times New Roman" w:hAnsi="Times New Roman" w:cs="Times New Roman"/>
         </w:rPr>
       </w:pPr>
-      <w:bookmarkStart w:id="7" w:name="_Toc7485"/>
+      <w:bookmarkStart w:id="7" w:name="_Toc10662"/>
       <w:r>
         <w:rPr>
           <w:rFonts w:ascii="Times New Roman" w:hAnsi="Times New Roman" w:cs="Times New Roman"/>
@@ -5800,7 +6007,7 @@
           <w:rFonts w:ascii="Times New Roman" w:hAnsi="Times New Roman" w:cs="Times New Roman"/>
         </w:rPr>
       </w:pPr>
-      <w:bookmarkStart w:id="8" w:name="_Toc28804"/>
+      <w:bookmarkStart w:id="8" w:name="_Toc10904"/>
       <w:r>
         <w:rPr>
           <w:rFonts w:ascii="Times New Roman" w:hAnsi="Times New Roman" w:cs="Times New Roman"/>
@@ -5951,7 +6158,7 @@
           <w:rFonts w:ascii="Times New Roman" w:hAnsi="Times New Roman" w:cs="Times New Roman"/>
         </w:rPr>
       </w:pPr>
-      <w:bookmarkStart w:id="9" w:name="_Toc10985"/>
+      <w:bookmarkStart w:id="9" w:name="_Toc8497"/>
       <w:bookmarkStart w:id="10" w:name="_Toc516633392"/>
       <w:bookmarkStart w:id="11" w:name="_Toc106686426"/>
       <w:r>
@@ -5983,7 +6190,7 @@
           <w:rFonts w:ascii="Times New Roman" w:hAnsi="Times New Roman" w:cs="Times New Roman"/>
         </w:rPr>
       </w:pPr>
-      <w:bookmarkStart w:id="12" w:name="_Toc28863"/>
+      <w:bookmarkStart w:id="12" w:name="_Toc6403"/>
       <w:bookmarkStart w:id="13" w:name="_Toc516633384"/>
       <w:bookmarkStart w:id="14" w:name="_Toc106686422"/>
       <w:r>
@@ -6543,7 +6750,7 @@
         <w:rPr>
           <w:rFonts w:ascii="Times New Roman" w:hAnsi="Times New Roman" w:eastAsia="Times New Roman" w:cs="Times New Roman"/>
         </w:rPr>
-        <w:t>The full frontend suite and the backend unit suite are re-run after significant merges. After the 10/09/2026 anti-cheat merge, 17 frontend test cases failed and were updated to the new UI on 12/09/2026 until all 529 passed. On 13/09/2026 the suite was reduced to 470 test cases - tests for code the app no longer uses were removed and parameterized tables were cut to one row per branch - and re-run with every test passing. On 15/09/2026 both the frontend suite (470/470) and the backend unit tests (232/232) were run again to produce the test reports.</w:t>
+        <w:t>The full frontend suite and the backend unit suite are re-run after significant merges. After the 10/09/2026 anti-cheat merge, 17 frontend test cases failed and were updated to the new UI on 12/09/2026 until all 529 passed. On 13/09/2026 the suite was reduced to 470 test cases - tests for code the app no longer uses were removed and parameterized tables were cut to one row per branch - and re-run with every test passing. On 15/09/2026 both the frontend suite (470/470) and the backend unit tests (232/232) were run again to produce the test reports. After the AI Coach, candidate roadmap and knowledge-folder import merge, the frontend suite was re-run on 19/09/2026: 20 test cases in 6 files failed because the code under test had changed (the practice and feedback screens now read a query parameter through next/navigation, the admin knowledge service gained folder and document-type functions, the HR upload callback gained two arguments, the admin knowledge page now opens on a folder browser, and the plan-limit save message was reworded). The six test files were updated to the new behaviour and the suite passed 470/470.</w:t>
       </w:r>
     </w:p>
     <w:p>
@@ -6659,7 +6866,7 @@
           <w:rFonts w:ascii="Times New Roman" w:hAnsi="Times New Roman" w:cs="Times New Roman"/>
         </w:rPr>
       </w:pPr>
-      <w:bookmarkStart w:id="15" w:name="_Toc19226"/>
+      <w:bookmarkStart w:id="15" w:name="_Toc1768"/>
       <w:r>
         <w:rPr>
           <w:rFonts w:ascii="Times New Roman" w:hAnsi="Times New Roman" w:cs="Times New Roman"/>
@@ -6737,15 +6944,15 @@
                 <w:rFonts w:ascii="Times New Roman" w:hAnsi="Times New Roman" w:eastAsia="Times New Roman" w:cs="Times New Roman"/>
               </w:rPr>
             </w:pPr>
-            <w:bookmarkStart w:id="16" w:name="_Toc514932693"/>
+            <w:bookmarkStart w:id="16" w:name="_Toc514926124"/>
             <w:bookmarkEnd w:id="16"/>
-            <w:bookmarkStart w:id="17" w:name="_Toc514932546"/>
+            <w:bookmarkStart w:id="17" w:name="_Toc514932693"/>
             <w:bookmarkEnd w:id="17"/>
             <w:bookmarkStart w:id="18" w:name="_Toc514925248"/>
             <w:bookmarkEnd w:id="18"/>
-            <w:bookmarkStart w:id="19" w:name="_Toc514926124"/>
+            <w:bookmarkStart w:id="19" w:name="_Toc515080815"/>
             <w:bookmarkEnd w:id="19"/>
-            <w:bookmarkStart w:id="20" w:name="_Toc515080815"/>
+            <w:bookmarkStart w:id="20" w:name="_Toc514932546"/>
             <w:bookmarkEnd w:id="20"/>
             <w:bookmarkStart w:id="21" w:name="_Toc516633393"/>
             <w:bookmarkStart w:id="22" w:name="_Toc106686427"/>
@@ -7656,7 +7863,7 @@
           <w:rFonts w:ascii="Times New Roman" w:hAnsi="Times New Roman" w:cs="Times New Roman"/>
         </w:rPr>
       </w:pPr>
-      <w:bookmarkStart w:id="23" w:name="_Toc22432"/>
+      <w:bookmarkStart w:id="23" w:name="_Toc17560"/>
       <w:r>
         <w:rPr>
           <w:rFonts w:ascii="Times New Roman" w:hAnsi="Times New Roman" w:cs="Times New Roman"/>
@@ -7704,12 +7911,6 @@
             <w:insideH w:val="single" w:color="auto" w:sz="4" w:space="0"/>
             <w:insideV w:val="single" w:color="auto" w:sz="4" w:space="0"/>
           </w:tblBorders>
-          <w:tblCellMar>
-            <w:top w:w="0" w:type="dxa"/>
-            <w:left w:w="80" w:type="dxa"/>
-            <w:bottom w:w="0" w:type="dxa"/>
-            <w:right w:w="80" w:type="dxa"/>
-          </w:tblCellMar>
         </w:tblPrEx>
         <w:trPr>
           <w:tblHeader/>
@@ -8943,7 +9144,7 @@
           <w:rFonts w:ascii="Times New Roman" w:hAnsi="Times New Roman" w:cs="Times New Roman"/>
         </w:rPr>
       </w:pPr>
-      <w:bookmarkStart w:id="24" w:name="_Toc16830"/>
+      <w:bookmarkStart w:id="24" w:name="_Toc7965"/>
       <w:r>
         <w:rPr>
           <w:rFonts w:ascii="Times New Roman" w:hAnsi="Times New Roman" w:cs="Times New Roman"/>
@@ -8959,7 +9160,7 @@
           <w:rFonts w:ascii="Times New Roman" w:hAnsi="Times New Roman" w:cs="Times New Roman"/>
         </w:rPr>
       </w:pPr>
-      <w:bookmarkStart w:id="25" w:name="_Toc27912"/>
+      <w:bookmarkStart w:id="25" w:name="_Toc6081"/>
       <w:r>
         <w:rPr>
           <w:rFonts w:ascii="Times New Roman" w:hAnsi="Times New Roman" w:cs="Times New Roman"/>
@@ -9148,7 +9349,7 @@
               <w:rPr>
                 <w:rFonts w:ascii="Times New Roman" w:hAnsi="Times New Roman" w:eastAsia="Times New Roman" w:cs="Times New Roman"/>
               </w:rPr>
-              <w:t>Wrote and maintains the Vitest suite (16 of the 17 commits under tests/), rebuilt the unit test workbook and the functional test report, and ran the 12-15/09/2026 regression cycles.</w:t>
+              <w:t>Wrote and maintains the Vitest suite (16 of the 17 commits under tests/), rebuilt the unit test workbook and the functional test report, and ran the 12-15/09/2026 and 19/09/2026 regression cycles.</w:t>
             </w:r>
           </w:p>
         </w:tc>
@@ -9394,7 +9595,7 @@
           <w:rFonts w:ascii="Times New Roman" w:hAnsi="Times New Roman" w:cs="Times New Roman"/>
         </w:rPr>
       </w:pPr>
-      <w:bookmarkStart w:id="26" w:name="_Toc9260"/>
+      <w:bookmarkStart w:id="26" w:name="_Toc3178"/>
       <w:r>
         <w:rPr>
           <w:rFonts w:ascii="Times New Roman" w:hAnsi="Times New Roman" w:cs="Times New Roman"/>
@@ -9955,7 +10156,7 @@
           <w:rFonts w:ascii="Times New Roman" w:hAnsi="Times New Roman" w:cs="Times New Roman"/>
         </w:rPr>
       </w:pPr>
-      <w:bookmarkStart w:id="27" w:name="_Toc12778"/>
+      <w:bookmarkStart w:id="27" w:name="_Toc27938"/>
       <w:r>
         <w:rPr>
           <w:rFonts w:ascii="Times New Roman" w:hAnsi="Times New Roman" w:cs="Times New Roman"/>
@@ -10749,6 +10950,81 @@
           </w:p>
         </w:tc>
       </w:tr>
+      <w:tr>
+        <w:tblPrEx>
+          <w:tblBorders>
+            <w:top w:val="single" w:color="auto" w:sz="4" w:space="0"/>
+            <w:left w:val="single" w:color="auto" w:sz="4" w:space="0"/>
+            <w:bottom w:val="single" w:color="auto" w:sz="4" w:space="0"/>
+            <w:right w:val="single" w:color="auto" w:sz="4" w:space="0"/>
+            <w:insideH w:val="single" w:color="auto" w:sz="4" w:space="0"/>
+            <w:insideV w:val="single" w:color="auto" w:sz="4" w:space="0"/>
+          </w:tblBorders>
+          <w:tblCellMar>
+            <w:top w:w="0" w:type="dxa"/>
+            <w:left w:w="80" w:type="dxa"/>
+            <w:bottom w:w="0" w:type="dxa"/>
+            <w:right w:w="80" w:type="dxa"/>
+          </w:tblCellMar>
+        </w:tblPrEx>
+        <w:tc>
+          <w:tcPr>
+            <w:tcW w:w="5282" w:type="dxa"/>
+          </w:tcPr>
+          <w:p>
+            <w:pPr>
+              <w:pStyle w:val="26"/>
+              <w:rPr>
+                <w:rFonts w:ascii="Times New Roman" w:hAnsi="Times New Roman" w:eastAsia="Times New Roman" w:cs="Times New Roman"/>
+              </w:rPr>
+            </w:pPr>
+            <w:r>
+              <w:rPr>
+                <w:rFonts w:ascii="Times New Roman" w:hAnsi="Times New Roman" w:eastAsia="Times New Roman" w:cs="Times New Roman"/>
+              </w:rPr>
+              <w:t>Regression cycle after the AI Coach, candidate roadmap and knowledge-folder import merge: update 6 frontend test files to the changed code and re-run the suite (470/470)</w:t>
+            </w:r>
+          </w:p>
+        </w:tc>
+        <w:tc>
+          <w:tcPr>
+            <w:tcW w:w="1761" w:type="dxa"/>
+          </w:tcPr>
+          <w:p>
+            <w:pPr>
+              <w:pStyle w:val="26"/>
+              <w:rPr>
+                <w:rFonts w:ascii="Times New Roman" w:hAnsi="Times New Roman" w:eastAsia="Times New Roman" w:cs="Times New Roman"/>
+              </w:rPr>
+            </w:pPr>
+            <w:r>
+              <w:rPr>
+                <w:rFonts w:ascii="Times New Roman" w:hAnsi="Times New Roman" w:eastAsia="Times New Roman" w:cs="Times New Roman"/>
+              </w:rPr>
+              <w:t>19/09/2026</w:t>
+            </w:r>
+          </w:p>
+        </w:tc>
+        <w:tc>
+          <w:tcPr>
+            <w:tcW w:w="1761" w:type="dxa"/>
+          </w:tcPr>
+          <w:p>
+            <w:pPr>
+              <w:pStyle w:val="26"/>
+              <w:rPr>
+                <w:rFonts w:ascii="Times New Roman" w:hAnsi="Times New Roman" w:eastAsia="Times New Roman" w:cs="Times New Roman"/>
+              </w:rPr>
+            </w:pPr>
+            <w:r>
+              <w:rPr>
+                <w:rFonts w:ascii="Times New Roman" w:hAnsi="Times New Roman" w:eastAsia="Times New Roman" w:cs="Times New Roman"/>
+              </w:rPr>
+              <w:t>19/09/2026</w:t>
+            </w:r>
+          </w:p>
+        </w:tc>
+      </w:tr>
     </w:tbl>
     <w:p>
       <w:pPr>
@@ -10765,7 +11041,7 @@
           <w:rFonts w:ascii="Times New Roman" w:hAnsi="Times New Roman" w:cs="Times New Roman"/>
         </w:rPr>
       </w:pPr>
-      <w:bookmarkStart w:id="28" w:name="_Toc5280"/>
+      <w:bookmarkStart w:id="28" w:name="_Toc16269"/>
       <w:r>
         <w:rPr>
           <w:rFonts w:ascii="Times New Roman" w:hAnsi="Times New Roman" w:cs="Times New Roman"/>
@@ -10812,7 +11088,7 @@
         <w:rPr>
           <w:rFonts w:ascii="Times New Roman" w:hAnsi="Times New Roman" w:eastAsia="Times New Roman" w:cs="Times New Roman"/>
         </w:rPr>
-        <w:t>Functional test cases and test report: Report5_Test_Report.xlsx - 348 test cases in 10 feature modules (309 UI test cases run with Vitest and 39 RAG Service API test cases run with pytest), all Passed on 15/09/2026, each with its procedure, expected result, pre-conditions, round results, test date and tester, summarised in the Test Cases and Test Statistics sheets.</w:t>
+        <w:t>Functional test cases and test report: Report5_Test_Report.xlsx - 348 test cases in 10 feature modules (309 UI test cases run with Vitest and 39 RAG Service API test cases run with pytest), all Passed - the 309 frontend test cases on 19/09/2026 and the 39 RAG Service API test cases on 15/09/2026 - each with its procedure, expected result, pre-conditions, round results, test date and tester, summarised in the Test Cases and Test Statistics sheets.</w:t>
       </w:r>
     </w:p>
     <w:p>
@@ -17055,6 +17331,14 @@
       </w:tr>
       <w:tr>
         <w:tblPrEx>
+          <w:tblBorders>
+            <w:top w:val="single" w:color="auto" w:sz="4" w:space="0"/>
+            <w:left w:val="single" w:color="auto" w:sz="4" w:space="0"/>
+            <w:bottom w:val="single" w:color="auto" w:sz="4" w:space="0"/>
+            <w:right w:val="single" w:color="auto" w:sz="4" w:space="0"/>
+            <w:insideH w:val="single" w:color="auto" w:sz="4" w:space="0"/>
+            <w:insideV w:val="single" w:color="auto" w:sz="4" w:space="0"/>
+          </w:tblBorders>
           <w:tblCellMar>
             <w:top w:w="0" w:type="dxa"/>
             <w:left w:w="80" w:type="dxa"/>
@@ -17430,7 +17714,7 @@
           <w:rFonts w:ascii="Times New Roman" w:hAnsi="Times New Roman" w:cs="Times New Roman"/>
         </w:rPr>
       </w:pPr>
-      <w:bookmarkStart w:id="29" w:name="_Toc6237"/>
+      <w:bookmarkStart w:id="29" w:name="_Toc6278"/>
       <w:r>
         <w:rPr>
           <w:rFonts w:ascii="Times New Roman" w:hAnsi="Times New Roman" w:cs="Times New Roman"/>
@@ -17758,7 +18042,7 @@
               <w:rPr>
                 <w:rFonts w:ascii="Times New Roman" w:hAnsi="Times New Roman" w:eastAsia="Times New Roman" w:cs="Times New Roman"/>
               </w:rPr>
-              <w:t>15/09/2026</w:t>
+              <w:t>19/09/2026</w:t>
             </w:r>
           </w:p>
         </w:tc>
@@ -20490,7 +20774,7 @@
     <w:lsdException w:uiPriority="99" w:name="HTML Sample"/>
     <w:lsdException w:uiPriority="99" w:name="HTML Typewriter"/>
     <w:lsdException w:uiPriority="99" w:name="HTML Variable"/>
-    <w:lsdException w:uiPriority="99" w:name="Normal Table"/>
+    <w:lsdException w:qFormat="1" w:uiPriority="99" w:name="Normal Table"/>
     <w:lsdException w:uiPriority="99" w:name="annotation subject"/>
     <w:lsdException w:uiPriority="99" w:name="Table Simple 1"/>
     <w:lsdException w:uiPriority="99" w:name="Table Simple 2"/>
@@ -20792,6 +21076,7 @@
     <w:name w:val="Normal Table"/>
     <w:semiHidden/>
     <w:unhideWhenUsed/>
+    <w:qFormat/>
     <w:uiPriority w:val="99"/>
     <w:tblPr>
       <w:tblCellMar>

--- a/docs/qa/Report5_TestDocumentation.docx
+++ b/docs/qa/Report5_TestDocumentation.docx
@@ -157,7 +157,7 @@
           <w:color w:val="C00000"/>
           <w:sz w:val="44"/>
         </w:rPr>
-        <w:t>Report 5 – Software Test Documentation</w:t>
+        <w:t>Report 5: Software Test Documentation</w:t>
       </w:r>
     </w:p>
     <w:p>
@@ -2957,6 +2957,84 @@
           </w:p>
         </w:tc>
       </w:tr>
+      <w:tr>
+        <w:tc>
+          <w:tcPr>
+            <w:tcW w:w="990" w:type="dxa"/>
+          </w:tcPr>
+          <w:p>
+            <w:pPr>
+              <w:pStyle w:val="Bang0"/>
+              <w:rPr>
+                <w:rFonts w:ascii="Times New Roman" w:hAnsi="Times New Roman" w:cs="Times New Roman"/>
+              </w:rPr>
+            </w:pPr>
+            <w:r>
+              <w:rPr>
+                <w:rFonts w:ascii="Times New Roman" w:hAnsi="Times New Roman" w:cs="Times New Roman"/>
+              </w:rPr>
+              <w:t>23/09/2026</w:t>
+            </w:r>
+          </w:p>
+        </w:tc>
+        <w:tc>
+          <w:tcPr>
+            <w:tcW w:w="810" w:type="dxa"/>
+          </w:tcPr>
+          <w:p>
+            <w:pPr>
+              <w:pStyle w:val="Bang0"/>
+              <w:rPr>
+                <w:rFonts w:ascii="Times New Roman" w:hAnsi="Times New Roman" w:cs="Times New Roman"/>
+              </w:rPr>
+            </w:pPr>
+            <w:r>
+              <w:rPr>
+                <w:rFonts w:ascii="Times New Roman" w:hAnsi="Times New Roman" w:cs="Times New Roman"/>
+              </w:rPr>
+              <w:t>M</w:t>
+            </w:r>
+          </w:p>
+        </w:tc>
+        <w:tc>
+          <w:tcPr>
+            <w:tcW w:w="1234" w:type="dxa"/>
+          </w:tcPr>
+          <w:p>
+            <w:pPr>
+              <w:pStyle w:val="Bang0"/>
+              <w:rPr>
+                <w:rFonts w:ascii="Times New Roman" w:hAnsi="Times New Roman" w:cs="Times New Roman"/>
+              </w:rPr>
+            </w:pPr>
+            <w:r>
+              <w:rPr>
+                <w:rFonts w:ascii="Times New Roman" w:hAnsi="Times New Roman" w:cs="Times New Roman"/>
+              </w:rPr>
+              <w:t>SU26SE102-GSU26SE52</w:t>
+            </w:r>
+          </w:p>
+        </w:tc>
+        <w:tc>
+          <w:tcPr>
+            <w:tcW w:w="5770" w:type="dxa"/>
+          </w:tcPr>
+          <w:p>
+            <w:pPr>
+              <w:pStyle w:val="Bang0"/>
+              <w:rPr>
+                <w:rFonts w:ascii="Times New Roman" w:hAnsi="Times New Roman" w:cs="Times New Roman"/>
+              </w:rPr>
+            </w:pPr>
+            <w:r>
+              <w:rPr>
+                <w:rFonts w:ascii="Times New Roman" w:hAnsi="Times New Roman" w:cs="Times New Roman"/>
+              </w:rPr>
+              <w:t xml:space="preserve">Re-verified the test artifacts after a merge brought in the AI Coach roadmap accept/reset/context flow, IT-domain classification gates, the Hiring Assessment mode helpers and several other backend business rules, and removed the HR Settings Notifications tab. The frontend suite was re-run: 18 of 463 test cases failed - two asserted the pre-merge score-badge thresholds (80/65/50 instead of the new 90/80/70), five asserted stale UI text or values (a score shown as a raw percentage instead of the new band label, a publish-readiness tooltip whose minimum question count now comes from an admin setting, a timeout-recovery toast whose expected text was in the wrong language, a modal backdrop selector for an updated layout class), two covered the removed Notifications tab and were retired, and eleven needed each composer step's now-collapsed-by-default accordion section opened first. Fixing the threshold assertions also surfaced a real bug: a publish-readiness message template repeats the same placeholder twice but was only substituting its first occurrence; fixed at the six call sites that use it. The suite passed 464/464 (62 files, -2 from retiring the Notifications tab). The backend unit suite was re-run and passed 431/431 (was 232/232). Report5_Test_Report.xlsx rebuilt as 342 functional test cases in 10 feature modules, all Passed (303 Vitest UI test cases and the unchanged 39 RAG Service API pytest test cases); the HR Operations module dropped from 32 to 30 cases. SU26SE102-GSU26SE52_QA_TestCases.xlsx rebuilt with 36 new backend function sheets (199 net new test cases), taking it to 93 function sheets and 592 unit test cases; features FT-15 and FT-16 in the scope table updated from out-of-scope to partially covered, since their backend business logic is now unit-tested even though their frontend UI and end-to-end flow remain manual-only.</w:t>
+            </w:r>
+          </w:p>
+        </w:tc>
+      </w:tr>
     </w:tbl>
     <w:p>
       <w:pPr>
@@ -3030,7 +3108,7 @@
         <w:rPr>
           <w:rFonts w:ascii="Times New Roman" w:hAnsi="Times New Roman" w:cs="Times New Roman" w:eastAsia="Times New Roman"/>
         </w:rPr>
-        <w:t xml:space="preserve">This testing cycle covers the three code bases of the IQGS system that the team develops and can execute locally: the web frontend (Next.js 16, React 19), the main backend API (.NET 8, Clean Architecture) and the RAG service API (Python, FastAPI, repository RAG_IQGS). The frontend suite (466 test cases) was last executed on 21/09/2026, after the AI Configuration page was rebuilt as read-only and the Jobs board, public JD and hiring assessment mode feature was merged into the main branch; the backend unit tests (commit 27a84a8) and the RAG service API tests (39 test cases, commit 145f796, run against a live local Ollama) were executed on 15/09/2026 and the backend integration tests on 13/09/2026, after the anti-cheat feature was merged into the main branch on 10/09/2026.</w:t>
+        <w:t xml:space="preserve">This testing cycle covers the three code bases of the IQGS system that the team develops and can execute locally: the web frontend (Next.js 16, React 19), the main backend API (.NET 8, Clean Architecture) and the RAG service API (Python, FastAPI, repository RAG_IQGS). The frontend suite (464 test cases) and the backend unit tests (431 test cases, commit 5ad979a) were last executed on 23/09/2026, after a merge brought in the AI Coach roadmap accept/reset/context flow, IT-domain classification gates, the Hiring Assessment mode helpers and several other backend business rules, and removed the HR Settings Notifications tab; the RAG service API tests (39 test cases, commit 145f796, run against a live local Ollama) were executed on 15/09/2026 and the backend integration tests on 13/09/2026, after the anti-cheat feature was merged into the main branch on 10/09/2026.</w:t>
       </w:r>
     </w:p>
     <w:p>
@@ -3542,7 +3620,7 @@
               <w:rPr>
                 <w:rFonts w:ascii="Times New Roman" w:hAnsi="Times New Roman" w:cs="Times New Roman" w:eastAsia="Times New Roman"/>
               </w:rPr>
-              <w:t xml:space="preserve">HR dashboard, candidate recommendations, HR knowledge documents, HR profile, preference and notification settings</w:t>
+              <w:t xml:space="preserve">HR dashboard, candidate recommendations, HR knowledge documents, HR profile, preference settings</w:t>
             </w:r>
           </w:p>
         </w:tc>
@@ -3580,7 +3658,7 @@
               <w:rPr>
                 <w:rFonts w:ascii="Times New Roman" w:hAnsi="Times New Roman" w:cs="Times New Roman" w:eastAsia="Times New Roman"/>
               </w:rPr>
-              <w:t xml:space="preserve">Functional: 32 test cases</w:t>
+              <w:t xml:space="preserve">Functional: 30 test cases</w:t>
             </w:r>
           </w:p>
         </w:tc>
@@ -4221,7 +4299,7 @@
               <w:rPr>
                 <w:rFonts w:ascii="Times New Roman" w:hAnsi="Times New Roman" w:cs="Times New Roman" w:eastAsia="Times New Roman"/>
               </w:rPr>
-              <w:t xml:space="preserve">Gamification engine, Studio plan and question helpers, JD validation and IT-domain gate, HR recommendations and JD fit, knowledge document types, profile validation, subscription gates</w:t>
+              <w:t xml:space="preserve">Gamification engine, Studio plan and question helpers, JD validation and IT-domain gate, HR recommendations and JD fit, knowledge document types and folders, profile validation, subscription gates, AI Coach and candidate roadmap logic, Hiring Assessment mode helpers</w:t>
             </w:r>
           </w:p>
         </w:tc>
@@ -4259,7 +4337,7 @@
               <w:rPr>
                 <w:rFonts w:ascii="Times New Roman" w:hAnsi="Times New Roman" w:cs="Times New Roman" w:eastAsia="Times New Roman"/>
               </w:rPr>
-              <w:t xml:space="preserve">Unit: 38 backend functions (232 test cases, xUnit)</w:t>
+              <w:t xml:space="preserve">Unit: 74 backend functions (431 test cases, xUnit)</w:t>
             </w:r>
           </w:p>
         </w:tc>
@@ -4628,7 +4706,7 @@
               <w:rPr>
                 <w:rFonts w:ascii="Times New Roman" w:hAnsi="Times New Roman" w:cs="Times New Roman" w:eastAsia="Times New Roman"/>
               </w:rPr>
-              <w:t xml:space="preserve">No - merged on 19/09/2026, after this test cycle; covered by manual system testing only</w:t>
+              <w:t xml:space="preserve">Partial - the backend business logic (roadmap accept/reset/context, competency scoring and resolution, IT-domain gates, knowledge-folder resolution) is unit-tested, see FT-11; the frontend UI and end-to-end flow are still covered by manual system testing only</w:t>
             </w:r>
           </w:p>
         </w:tc>
@@ -4647,7 +4725,7 @@
               <w:rPr>
                 <w:rFonts w:ascii="Times New Roman" w:hAnsi="Times New Roman" w:cs="Times New Roman" w:eastAsia="Times New Roman"/>
               </w:rPr>
-              <w:t xml:space="preserve">-</w:t>
+              <w:t xml:space="preserve">Unit: 29 backend functions (135 test cases, xUnit; part of FT-11's total)</w:t>
             </w:r>
           </w:p>
         </w:tc>
@@ -4725,7 +4803,7 @@
               <w:rPr>
                 <w:rFonts w:ascii="Times New Roman" w:hAnsi="Times New Roman" w:cs="Times New Roman" w:eastAsia="Times New Roman"/>
               </w:rPr>
-              <w:t xml:space="preserve">No - merged on 21/09/2026, after this test cycle; covered by manual system testing only</w:t>
+              <w:t xml:space="preserve">Partial - the backend business logic (hiring posting field/salary/workplace rules, anti-cheat and first-official-completion rules, public JD exposure rules) is unit-tested, see FT-11; the frontend UI and end-to-end flow are still covered by manual system testing only</w:t>
             </w:r>
           </w:p>
         </w:tc>
@@ -4744,7 +4822,7 @@
               <w:rPr>
                 <w:rFonts w:ascii="Times New Roman" w:hAnsi="Times New Roman" w:cs="Times New Roman" w:eastAsia="Times New Roman"/>
               </w:rPr>
-              <w:t xml:space="preserve">-</w:t>
+              <w:t xml:space="preserve">Unit: 5 backend functions (47 test cases, xUnit; part of FT-11's total)</w:t>
             </w:r>
           </w:p>
         </w:tc>
@@ -5915,7 +5993,7 @@
         <w:rPr>
           <w:rFonts w:ascii="Times New Roman" w:hAnsi="Times New Roman" w:cs="Times New Roman" w:eastAsia="Times New Roman"/>
         </w:rPr>
-        <w:t xml:space="preserve">Vitest with React Testing Library and user-event renders pages and components in jsdom (53 test files, 305 test cases, documented as functional test cases in the Test Report); service modules are replaced with vi.mock so each test controls the loading, success and error responses.</w:t>
+        <w:t xml:space="preserve">Vitest with React Testing Library and user-event renders pages and components in jsdom (53 test files, 303 test cases, documented as functional test cases in the Test Report); service modules are replaced with vi.mock so each test controls the loading, success and error responses.</w:t>
       </w:r>
     </w:p>
     <w:p>
@@ -6243,7 +6321,7 @@
         <w:rPr>
           <w:rFonts w:ascii="Times New Roman" w:hAnsi="Times New Roman" w:cs="Times New Roman" w:eastAsia="Times New Roman"/>
         </w:rPr>
-        <w:t xml:space="preserve">The full frontend suite and the backend unit suite are re-run after significant merges. After the 10/09/2026 anti-cheat merge, 17 frontend test cases failed and were updated to the new UI on 12/09/2026 until all 529 passed. On 13/09/2026 the suite was reduced to 470 test cases - tests for code the app no longer uses were removed and parameterized tables were cut to one row per branch - and re-run with every test passing. On 15/09/2026 both the frontend suite (470/470) and the backend unit tests (232/232) were run again to produce the test reports. After the AI Coach, candidate roadmap and knowledge-folder import merge, the frontend suite was re-run on 19/09/2026: 20 test cases in 6 files failed because the code under test had changed (the practice and feedback screens now read a query parameter through next/navigation, the admin knowledge service gained folder and document-type functions, the HR upload callback gained two arguments, the admin knowledge page now opens on a folder browser, and the plan-limit save message was reworded). The six test files were updated to the new behaviour and the suite passed 470/470. After the AI Configuration page was rebuilt as read-only and the Jobs board, public JD and hiring assessment mode feature was merged, the suite was re-run on 21/09/2026: 10 frontend test files needed updating - one test file's import broke because the page it tested had lost the service it used to call (rewritten from 5 to 1 test case), a shared HR subscription fixture was missing a field that let a Free-plan test silently pass with Premium-level export access, two mock factories were missing fields required by their updated types (caught by a separate tsc --noEmit pass, not by Vitest itself), and the rest asserted stale Vietnamese or superseded UI text. All ten were updated to the current behaviour and the suite passed 466/466.</w:t>
+        <w:t xml:space="preserve">The full frontend suite and the backend unit suite are re-run after significant merges. After the 10/09/2026 anti-cheat merge, 17 frontend test cases failed and were updated to the new UI on 12/09/2026 until all 529 passed. On 13/09/2026 the suite was reduced to 470 test cases - tests for code the app no longer uses were removed and parameterized tables were cut to one row per branch - and re-run with every test passing. On 15/09/2026 both the frontend suite (470/470) and the backend unit tests (232/232) were run again to produce the test reports. After the AI Coach, candidate roadmap and knowledge-folder import merge, the frontend suite was re-run on 19/09/2026: 20 test cases in 6 files failed because the code under test had changed (the practice and feedback screens now read a query parameter through next/navigation, the admin knowledge service gained folder and document-type functions, the HR upload callback gained two arguments, the admin knowledge page now opens on a folder browser, and the plan-limit save message was reworded). The six test files were updated to the new behaviour and the suite passed 470/470. After the AI Configuration page was rebuilt as read-only and the Jobs board, public JD and hiring assessment mode feature was merged, the suite was re-run on 21/09/2026: 10 frontend test files needed updating - one test file's import broke because the page it tested had lost the service it used to call (rewritten from 5 to 1 test case), a shared HR subscription fixture was missing a field that let a Free-plan test silently pass with Premium-level export access, two mock factories were missing fields required by their updated types (caught by a separate tsc --noEmit pass, not by Vitest itself), and the rest asserted stale Vietnamese or superseded UI text. All ten were updated to the current behaviour and the suite passed 466/466. After the 23/09/2026 merge (AI Coach roadmap accept/reset/context, IT-domain gates, Hiring Assessment mode helpers, and removal of the HR Settings Notifications tab), the frontend suite failed 18 of 463 test cases: two score-badge test cases still asserted the pre-merge 80/65/50 thresholds instead of the new 90/80/70 thresholds, five test cases asserted stale UI text or values (a score badge shown as a raw percentage instead of the new band label, a publish-readiness tooltip whose minimum question count now comes from an admin setting instead of a hardcoded value, a timeout-recovery toast whose expected text was in the wrong language, a modal backdrop selector that no longer matched its updated layout class), two test cases covered the now-removed Notifications tab and were retired rather than fixed, and the remaining eleven test cases needed each composer step's now-collapsed-by-default accordion section opened before its fields could be reached. Fixing the two stale threshold assertions also surfaced a real production bug: a publish-readiness message template that repeats the same placeholder twice was only substituting its first occurrence, so the tooltip could show the literal placeholder text to users; this was fixed at the six call sites that use that template. The backend unit suite was re-run the same day and rebuilt in the workbook: 431 of 431 test cases passed, adding 36 new function sheets (199 net new test cases) for the newly merged business rules. All frontend and backend unit test cases pass after these fixes.</w:t>
       </w:r>
     </w:p>
     <w:p>
@@ -8596,7 +8674,7 @@
               <w:rPr>
                 <w:rFonts w:ascii="Times New Roman" w:hAnsi="Times New Roman" w:cs="Times New Roman" w:eastAsia="Times New Roman"/>
               </w:rPr>
-              <w:t xml:space="preserve">Wrote and maintains the Vitest suite (16 of the 17 commits under tests/), rebuilt the unit test workbook and the functional test report, and ran the 12-15/09/2026, 19/09/2026 and 21/09/2026 regression cycles.</w:t>
+              <w:t xml:space="preserve">Wrote and maintains the Vitest suite (16 of the 17 commits under tests/), rebuilt the unit test workbook and the functional test report, and ran the 12-15/09/2026, 19/09/2026, 21/09/2026 and 23/09/2026 regression cycles.</w:t>
             </w:r>
           </w:p>
         </w:tc>
@@ -9960,6 +10038,65 @@
           </w:p>
         </w:tc>
       </w:tr>
+      <w:tr>
+        <w:tc>
+          <w:tcPr>
+            <w:tcW w:w="5282" w:type="dxa"/>
+          </w:tcPr>
+          <w:p>
+            <w:pPr>
+              <w:pStyle w:val="Bang0"/>
+              <w:rPr>
+                <w:rFonts w:ascii="Times New Roman" w:hAnsi="Times New Roman" w:cs="Times New Roman" w:eastAsia="Times New Roman"/>
+              </w:rPr>
+            </w:pPr>
+            <w:r>
+              <w:rPr>
+                <w:rFonts w:ascii="Times New Roman" w:hAnsi="Times New Roman" w:cs="Times New Roman" w:eastAsia="Times New Roman"/>
+              </w:rPr>
+              <w:t xml:space="preserve">Regression cycle after the AI Coach roadmap accept/reset/context, IT-domain gates and Hiring Assessment mode merge: fix 18 frontend test cases (466/466 to 464/464 after retiring the removed Notifications tab), fix a real publish-readiness placeholder bug found in the process, and add 36 backend function sheets (199 new test cases) to the unit test workbook (431/431)</w:t>
+            </w:r>
+          </w:p>
+        </w:tc>
+        <w:tc>
+          <w:tcPr>
+            <w:tcW w:w="1761" w:type="dxa"/>
+          </w:tcPr>
+          <w:p>
+            <w:pPr>
+              <w:pStyle w:val="Bang0"/>
+              <w:rPr>
+                <w:rFonts w:ascii="Times New Roman" w:hAnsi="Times New Roman" w:cs="Times New Roman" w:eastAsia="Times New Roman"/>
+              </w:rPr>
+            </w:pPr>
+            <w:r>
+              <w:rPr>
+                <w:rFonts w:ascii="Times New Roman" w:hAnsi="Times New Roman" w:cs="Times New Roman" w:eastAsia="Times New Roman"/>
+              </w:rPr>
+              <w:t xml:space="preserve">23/09/2026</w:t>
+            </w:r>
+          </w:p>
+        </w:tc>
+        <w:tc>
+          <w:tcPr>
+            <w:tcW w:w="1761" w:type="dxa"/>
+          </w:tcPr>
+          <w:p>
+            <w:pPr>
+              <w:pStyle w:val="Bang0"/>
+              <w:rPr>
+                <w:rFonts w:ascii="Times New Roman" w:hAnsi="Times New Roman" w:cs="Times New Roman" w:eastAsia="Times New Roman"/>
+              </w:rPr>
+            </w:pPr>
+            <w:r>
+              <w:rPr>
+                <w:rFonts w:ascii="Times New Roman" w:hAnsi="Times New Roman" w:cs="Times New Roman" w:eastAsia="Times New Roman"/>
+              </w:rPr>
+              <w:t xml:space="preserve">23/09/2026</w:t>
+            </w:r>
+          </w:p>
+        </w:tc>
+      </w:tr>
     </w:tbl>
     <w:p>
       <w:pPr>
@@ -10023,7 +10160,7 @@
         <w:rPr>
           <w:rFonts w:ascii="Times New Roman" w:hAnsi="Times New Roman" w:cs="Times New Roman" w:eastAsia="Times New Roman"/>
         </w:rPr>
-        <w:t xml:space="preserve">Functional test cases and test report: Report5_Test_Report.xlsx - 344 test cases in 10 feature modules (305 UI test cases run with Vitest and 39 RAG Service API test cases run with pytest), all Passed - the 305 frontend test cases on 21/09/2026 and the 39 RAG Service API test cases on 15/09/2026 - each with its procedure, expected result, pre-conditions, round results, test date and tester, summarised in the Test Cases and Test Statistics sheets.</w:t>
+        <w:t xml:space="preserve">Functional test cases and test report: Report5_Test_Report.xlsx - 342 test cases in 10 feature modules (303 UI test cases run with Vitest and 39 RAG Service API test cases run with pytest), all Passed - the 303 frontend test cases on 23/09/2026 and the 39 RAG Service API test cases on 15/09/2026 - each with its procedure, expected result, pre-conditions, round results, test date and tester, summarised in the Test Cases and Test Statistics sheets.</w:t>
       </w:r>
     </w:p>
     <w:p>
@@ -10050,7 +10187,7 @@
         <w:rPr>
           <w:rFonts w:ascii="Times New Roman" w:hAnsi="Times New Roman" w:cs="Times New Roman" w:eastAsia="Times New Roman"/>
         </w:rPr>
-        <w:t xml:space="preserve">Unit test cases: SU26SE102-GSU26SE52_QA_TestCases.xlsx - 57 function sheets with 393 test cases (203 Normal, 68 Abnormal, 122 Boundary): 19 frontend logic functions (161 test cases) and 38 backend application-layer functions (232 test cases), each with lines of code, conditions, confirmations, result and executed date, summarised in the Functions and Statistics sheets.</w:t>
+        <w:t xml:space="preserve">Unit test cases: SU26SE102-GSU26SE52_QA_TestCases.xlsx - 93 function sheets with 592 test cases (295 Normal, 118 Abnormal, 179 Boundary): 19 frontend logic functions (161 test cases) and 74 backend application-layer functions (431 test cases), each with lines of code, conditions, confirmations, result and executed date, summarised in the Functions and Statistics sheets.</w:t>
       </w:r>
     </w:p>
     <w:p>
@@ -10104,7 +10241,7 @@
         <w:rPr>
           <w:rFonts w:ascii="Times New Roman" w:hAnsi="Times New Roman" w:cs="Times New Roman" w:eastAsia="Times New Roman"/>
         </w:rPr>
-        <w:t xml:space="preserve">Automated test sources: tests/unit/ in the frontend repository (62 files: 53 UI component, 9 logic); ApplicationLayer.UnitTests (38 test classes in 32 files) and WebAPI.IntegrationTests (3 test classes) in the backend repository; tests/test_e2e_api.py and tests/test_ollama_integration.py (39 tests) in the RAG_IQGS repository.</w:t>
+        <w:t xml:space="preserve">Automated test sources: tests/unit/ in the frontend repository (62 files: 53 UI component, 9 logic); ApplicationLayer.UnitTests (69 test classes in 65 files) and WebAPI.IntegrationTests (3 test classes) in the backend repository; tests/test_e2e_api.py and tests/test_ollama_integration.py (39 tests) in the RAG_IQGS repository.</w:t>
       </w:r>
     </w:p>
     <w:p>
@@ -12445,7 +12582,7 @@
               <w:rPr>
                 <w:rFonts w:ascii="Times New Roman" w:hAnsi="Times New Roman" w:cs="Times New Roman" w:eastAsia="Times New Roman"/>
               </w:rPr>
-              <w:t xml:space="preserve">HR Operations: Function E - HR Settings: Preferences &amp; Notifications</w:t>
+              <w:t xml:space="preserve">HR Operations: Function E - HR Settings: Preferences</w:t>
             </w:r>
           </w:p>
         </w:tc>
@@ -12464,7 +12601,7 @@
               <w:rPr>
                 <w:rFonts w:ascii="Times New Roman" w:hAnsi="Times New Roman" w:cs="Times New Roman" w:eastAsia="Times New Roman"/>
               </w:rPr>
-              <w:t xml:space="preserve">3</w:t>
+              <w:t xml:space="preserve">1</w:t>
             </w:r>
           </w:p>
         </w:tc>
@@ -12483,7 +12620,7 @@
               <w:rPr>
                 <w:rFonts w:ascii="Times New Roman" w:hAnsi="Times New Roman" w:cs="Times New Roman" w:eastAsia="Times New Roman"/>
               </w:rPr>
-              <w:t xml:space="preserve">hr-settings-preferences-notifications.test.tsx</w:t>
+              <w:t xml:space="preserve">hr-settings-preferences.test.tsx</w:t>
             </w:r>
           </w:p>
         </w:tc>
@@ -15576,7 +15713,7 @@
                 <w:b/>
                 <w:bCs/>
               </w:rPr>
-              <w:t xml:space="preserve">344</w:t>
+              <w:t xml:space="preserve">342</w:t>
             </w:r>
           </w:p>
         </w:tc>
@@ -15985,7 +16122,7 @@
               <w:rPr>
                 <w:rFonts w:ascii="Times New Roman" w:hAnsi="Times New Roman" w:cs="Times New Roman" w:eastAsia="Times New Roman"/>
               </w:rPr>
-              <w:t xml:space="preserve">466</w:t>
+              <w:t xml:space="preserve">464</w:t>
             </w:r>
           </w:p>
         </w:tc>
@@ -16004,7 +16141,7 @@
               <w:rPr>
                 <w:rFonts w:ascii="Times New Roman" w:hAnsi="Times New Roman" w:cs="Times New Roman" w:eastAsia="Times New Roman"/>
               </w:rPr>
-              <w:t xml:space="preserve">466</w:t>
+              <w:t xml:space="preserve">464</w:t>
             </w:r>
           </w:p>
         </w:tc>
@@ -16061,7 +16198,7 @@
               <w:rPr>
                 <w:rFonts w:ascii="Times New Roman" w:hAnsi="Times New Roman" w:cs="Times New Roman" w:eastAsia="Times New Roman"/>
               </w:rPr>
-              <w:t xml:space="preserve">21/09/2026</w:t>
+              <w:t xml:space="preserve">23/09/2026</w:t>
             </w:r>
           </w:p>
         </w:tc>
@@ -16101,7 +16238,7 @@
               <w:rPr>
                 <w:rFonts w:ascii="Times New Roman" w:hAnsi="Times New Roman" w:cs="Times New Roman" w:eastAsia="Times New Roman"/>
               </w:rPr>
-              <w:t xml:space="preserve">232</w:t>
+              <w:t xml:space="preserve">431</w:t>
             </w:r>
           </w:p>
         </w:tc>
@@ -16120,7 +16257,7 @@
               <w:rPr>
                 <w:rFonts w:ascii="Times New Roman" w:hAnsi="Times New Roman" w:cs="Times New Roman" w:eastAsia="Times New Roman"/>
               </w:rPr>
-              <w:t xml:space="preserve">232</w:t>
+              <w:t xml:space="preserve">431</w:t>
             </w:r>
           </w:p>
         </w:tc>
@@ -16177,7 +16314,7 @@
               <w:rPr>
                 <w:rFonts w:ascii="Times New Roman" w:hAnsi="Times New Roman" w:cs="Times New Roman" w:eastAsia="Times New Roman"/>
               </w:rPr>
-              <w:t xml:space="preserve">15/09/2026</w:t>
+              <w:t xml:space="preserve">23/09/2026</w:t>
             </w:r>
           </w:p>
         </w:tc>
@@ -16569,7 +16706,7 @@
                 <w:b/>
                 <w:bCs/>
               </w:rPr>
-              <w:t xml:space="preserve">749</w:t>
+              <w:t xml:space="preserve">946</w:t>
             </w:r>
           </w:p>
         </w:tc>
@@ -16590,7 +16727,7 @@
                 <w:b/>
                 <w:bCs/>
               </w:rPr>
-              <w:t xml:space="preserve">743</w:t>
+              <w:t xml:space="preserve">940</w:t>
             </w:r>
           </w:p>
         </w:tc>
@@ -17083,7 +17220,7 @@
               <w:rPr>
                 <w:rFonts w:ascii="Times New Roman" w:hAnsi="Times New Roman" w:cs="Times New Roman" w:eastAsia="Times New Roman"/>
               </w:rPr>
-              <w:t xml:space="preserve">32</w:t>
+              <w:t xml:space="preserve">30</w:t>
             </w:r>
           </w:p>
         </w:tc>
@@ -17635,7 +17772,7 @@
                 <w:b/>
                 <w:bCs/>
               </w:rPr>
-              <w:t xml:space="preserve">466</w:t>
+              <w:t xml:space="preserve">464</w:t>
             </w:r>
           </w:p>
         </w:tc>
@@ -18223,7 +18360,7 @@
         <w:rPr>
           <w:rFonts w:ascii="Times New Roman" w:hAnsi="Times New Roman" w:cs="Times New Roman" w:eastAsia="Times New Roman"/>
         </w:rPr>
-        <w:t xml:space="preserve">All automated tests that were executed in this cycle pass: 466 of 466 frontend test cases, 232 of 232 backend unit test cases, 39 of 39 RAG service API test cases and 6 of 6 executed backend integration tests. The defect log contains no open P0 or P1 defect. The main remaining risks are the absence of automated end-to-end tests, the six Studio and HR smoke tests that were not executed, the 10 fixed defects without a regression test, and the open findings listed under Test analysis above.</w:t>
+        <w:t xml:space="preserve">All automated tests that were executed in this cycle pass: 464 of 464 frontend test cases, 431 of 431 backend unit test cases, 39 of 39 RAG service API test cases and 6 of 6 executed backend integration tests. The defect log contains no open P0 or P1 defect. The main remaining risks are the absence of automated end-to-end tests, the six Studio and HR smoke tests that were not executed, the 10 fixed defects without a regression test, and the open findings listed under Test analysis above.</w:t>
       </w:r>
     </w:p>
     <w:p>
